--- a/Assignments/Day-91-01-Azure Funtion.docx
+++ b/Assignments/Day-91-01-Azure Funtion.docx
@@ -21,7 +21,7 @@
           <w:szCs w:val="36"/>
           <w:u w:val="single"/>
         </w:rPr>
-        <w:t>Day-8</w:t>
+        <w:t>Day-</w:t>
       </w:r>
       <w:r>
         <w:rPr>
@@ -31,7 +31,7 @@
           <w:szCs w:val="36"/>
           <w:u w:val="single"/>
         </w:rPr>
-        <w:t>3</w:t>
+        <w:t>91</w:t>
       </w:r>
       <w:r>
         <w:rPr>
@@ -46,6 +46,9 @@
     </w:p>
     <w:p>
       <w:r>
+        <w:rPr>
+          <w:noProof/>
+        </w:rPr>
         <w:drawing>
           <wp:inline distT="0" distB="0" distL="0" distR="0" wp14:anchorId="3479867D" wp14:editId="09DAD013">
             <wp:extent cx="5943600" cy="2722245"/>
@@ -85,6 +88,9 @@
     </w:p>
     <w:p>
       <w:r>
+        <w:rPr>
+          <w:noProof/>
+        </w:rPr>
         <w:drawing>
           <wp:inline distT="0" distB="0" distL="0" distR="0" wp14:anchorId="63AF08DE" wp14:editId="745D274C">
             <wp:extent cx="5943600" cy="2771140"/>
@@ -125,6 +131,9 @@
     <w:p/>
     <w:p>
       <w:r>
+        <w:rPr>
+          <w:noProof/>
+        </w:rPr>
         <w:lastRenderedPageBreak/>
         <w:drawing>
           <wp:inline distT="0" distB="0" distL="0" distR="0" wp14:anchorId="5D77B0EF" wp14:editId="17B8D4D9">
@@ -165,6 +174,9 @@
     </w:p>
     <w:p>
       <w:r>
+        <w:rPr>
+          <w:noProof/>
+        </w:rPr>
         <w:drawing>
           <wp:inline distT="0" distB="0" distL="0" distR="0" wp14:anchorId="0847D6E0" wp14:editId="14316D31">
             <wp:extent cx="5943600" cy="2006600"/>
@@ -204,6 +216,9 @@
     </w:p>
     <w:p>
       <w:r>
+        <w:rPr>
+          <w:noProof/>
+        </w:rPr>
         <w:drawing>
           <wp:inline distT="0" distB="0" distL="0" distR="0" wp14:anchorId="01471BA0" wp14:editId="5B3F7CA4">
             <wp:extent cx="5943600" cy="2762885"/>
@@ -243,6 +258,9 @@
     </w:p>
     <w:p>
       <w:r>
+        <w:rPr>
+          <w:noProof/>
+        </w:rPr>
         <w:lastRenderedPageBreak/>
         <w:drawing>
           <wp:inline distT="0" distB="0" distL="0" distR="0" wp14:anchorId="19E16072" wp14:editId="7EAB3255">
@@ -283,6 +301,9 @@
     </w:p>
     <w:p>
       <w:r>
+        <w:rPr>
+          <w:noProof/>
+        </w:rPr>
         <w:drawing>
           <wp:inline distT="0" distB="0" distL="0" distR="0" wp14:anchorId="26BD7464" wp14:editId="0FE67E55">
             <wp:extent cx="5943600" cy="2780030"/>
@@ -325,6 +346,9 @@
     <w:p/>
     <w:p>
       <w:r>
+        <w:rPr>
+          <w:noProof/>
+        </w:rPr>
         <w:lastRenderedPageBreak/>
         <w:drawing>
           <wp:inline distT="0" distB="0" distL="0" distR="0" wp14:anchorId="5DB1DB62" wp14:editId="454F042C">
@@ -365,6 +389,9 @@
     </w:p>
     <w:p>
       <w:r>
+        <w:rPr>
+          <w:noProof/>
+        </w:rPr>
         <w:drawing>
           <wp:inline distT="0" distB="0" distL="0" distR="0" wp14:anchorId="32F9594A" wp14:editId="696F10AA">
             <wp:extent cx="5943600" cy="2509157"/>
@@ -404,6 +431,9 @@
     </w:p>
     <w:p>
       <w:r>
+        <w:rPr>
+          <w:noProof/>
+        </w:rPr>
         <w:lastRenderedPageBreak/>
         <w:drawing>
           <wp:inline distT="0" distB="0" distL="0" distR="0" wp14:anchorId="39AC05BC" wp14:editId="1314B917">
@@ -1057,6 +1087,7 @@
   <w:style w:type="character" w:default="1" w:styleId="DefaultParagraphFont">
     <w:name w:val="Default Paragraph Font"/>
     <w:uiPriority w:val="1"/>
+    <w:semiHidden/>
     <w:unhideWhenUsed/>
   </w:style>
   <w:style w:type="table" w:default="1" w:styleId="TableNormal">
